--- a/design considerations & apis-frameworks.docx
+++ b/design considerations & apis-frameworks.docx
@@ -579,8 +579,6 @@
               </w:rPr>
               <w:t xml:space="preserve"> related things</w:t>
             </w:r>
-            <w:bookmarkStart w:id="0" w:name="_GoBack"/>
-            <w:bookmarkEnd w:id="0"/>
           </w:p>
           <w:p>
             <w:pPr>
@@ -735,10 +733,7 @@
               <w:t>writeStringToFile</w:t>
             </w:r>
             <w:r>
-              <w:t>(</w:t>
-            </w:r>
-            <w:r>
-              <w:t>new File,data,utf)</w:t>
+              <w:t>(new File,data,utf)</w:t>
             </w:r>
           </w:p>
           <w:p>
@@ -1188,13 +1183,7 @@
               </w:r>
             </w:hyperlink>
             <w:r>
-              <w:t xml:space="preserve"> , </w:t>
-            </w:r>
-            <w:r>
-              <w:t>poi-ooxml</w:t>
-            </w:r>
-            <w:r>
-              <w:t xml:space="preserve"> jar</w:t>
+              <w:t xml:space="preserve"> , poi-ooxml jar</w:t>
             </w:r>
           </w:p>
           <w:p>
@@ -1674,6 +1663,13 @@
     </w:p>
     <w:p>
       <w:r>
+        <w:t>For pdf generation use itext library jar</w:t>
+      </w:r>
+      <w:bookmarkStart w:id="0" w:name="_GoBack"/>
+      <w:bookmarkEnd w:id="0"/>
+    </w:p>
+    <w:p>
+      <w:r>
         <w:t xml:space="preserve"> </w:t>
       </w:r>
       <w:r>
@@ -1710,7 +1706,6 @@
     <w:p/>
     <w:p>
       <w:r>
-        <w:lastRenderedPageBreak/>
         <w:t>Most legacy projects use JSch jar for:</w:t>
       </w:r>
     </w:p>
@@ -4036,6 +4031,7 @@
   <w:style w:type="character" w:default="1" w:styleId="DefaultParagraphFont">
     <w:name w:val="Default Paragraph Font"/>
     <w:uiPriority w:val="1"/>
+    <w:semiHidden/>
     <w:unhideWhenUsed/>
   </w:style>
   <w:style w:type="table" w:default="1" w:styleId="TableNormal">
